--- a/Tailored_CVs/Shinoy_The_Ai_Training_Company_QA_Engineer.docx
+++ b/Tailored_CVs/Shinoy_The_Ai_Training_Company_QA_Engineer.docx
@@ -70,7 +70,7 @@
           <w:b w:val="0"/>
           <w:sz w:val="19"/>
         </w:rPr>
-        <w:t>I am a QA engineer with over 8 years of experience evaluating software quality, analyzing complex datasets, and reviewing work products against strict standards. My background includes building test frameworks, validating backend workflows, and using tools like Gemini Code Assist to streamline test generation. I hold a valid EU residence permit and am ready to start immediately.</w:t>
+        <w:t>I am a QA Automation Engineer with over eight years of experience reviewing work products, evaluating outputs against strict standards, and driving quality processes. My background includes building scalable test frameworks, validating complex datasets, and streamlining test generation using Gemini Code Assist. I hold a valid EU residence permit, live in Amstelveen, and am available to start immediately.</w:t>
       </w:r>
     </w:p>
     <w:p>
@@ -288,7 +288,7 @@
           <w:b w:val="0"/>
           <w:sz w:val="18"/>
         </w:rPr>
-        <w:t>▸ Reviewed completed work against quality standards, rubrics, and acceptance criteria while identifying factual errors, inconsistencies, and formatting issues across financial systems.</w:t>
+        <w:t>▸ Reviewed completed work against quality standards, rubrics, and acceptance criteria while documenting errors clearly across financial software projects.</w:t>
       </w:r>
     </w:p>
     <w:p>
@@ -301,7 +301,7 @@
           <w:b w:val="0"/>
           <w:sz w:val="18"/>
         </w:rPr>
-        <w:t>▸ Provided clear, structured, and actionable feedback on code and test artifacts to improve overall release quality and prevent defect leakage.</w:t>
+        <w:t>▸ Analyzed complex backend datasets and credit risk workflows using Oracle SQL to ensure strict data integrity and catch subtle discrepancies.</w:t>
       </w:r>
     </w:p>
     <w:p>
@@ -314,7 +314,7 @@
           <w:b w:val="0"/>
           <w:sz w:val="18"/>
         </w:rPr>
-        <w:t>▸ Tracked recurring errors, failure patterns, and quality trends while maintaining accurate documentation on JIRA and HP ALM.</w:t>
+        <w:t>▸ Maintained clear review records and tracked defect patterns using Jira and HP ALM to ensure alignment with defined business requirements.</w:t>
       </w:r>
     </w:p>
     <w:p>
@@ -327,7 +327,7 @@
           <w:b w:val="0"/>
           <w:sz w:val="18"/>
         </w:rPr>
-        <w:t>▸ Streamlined test generation and deployment scripts using Gemini Code Assist to improve review processes and output accuracy.</w:t>
+        <w:t>▸ Streamlined test generation and deployment scripts by utilizing AI tools like Gemini Code Assist to evaluate model outputs and maintain high quality.</w:t>
       </w:r>
     </w:p>
     <w:p>
